--- a/06-学生侧材料/讲义/2026-06-23-元素推断综合训练.docx
+++ b/06-学生侧材料/讲义/2026-06-23-元素推断综合训练.docx
@@ -189,7 +189,7 @@
           <w:p>
             <w:pPr>
               <w:pStyle w:val="Compact"/>
-              <w:jc w:val="left"/>
+              <w:jc w:val="center"/>
             </w:pPr>
             <w:r>
               <w:rPr>
@@ -205,7 +205,7 @@
           <w:p>
             <w:pPr>
               <w:pStyle w:val="Compact"/>
-              <w:jc w:val="left"/>
+              <w:jc w:val="center"/>
             </w:pPr>
             <w:r>
               <w:rPr>
@@ -221,7 +221,7 @@
           <w:p>
             <w:pPr>
               <w:pStyle w:val="Compact"/>
-              <w:jc w:val="left"/>
+              <w:jc w:val="center"/>
             </w:pPr>
             <w:r>
               <w:rPr>
@@ -239,7 +239,7 @@
           <w:p>
             <w:pPr>
               <w:pStyle w:val="Compact"/>
-              <w:jc w:val="left"/>
+              <w:jc w:val="center"/>
             </w:pPr>
             <w:r>
               <w:rPr>
@@ -254,7 +254,7 @@
           <w:p>
             <w:pPr>
               <w:pStyle w:val="Compact"/>
-              <w:jc w:val="left"/>
+              <w:jc w:val="center"/>
             </w:pPr>
             <w:r>
               <w:rPr>
@@ -281,7 +281,7 @@
           <w:p>
             <w:pPr>
               <w:pStyle w:val="Compact"/>
-              <w:jc w:val="left"/>
+              <w:jc w:val="center"/>
             </w:pPr>
             <w:r>
               <w:rPr>
@@ -310,7 +310,7 @@
           <w:p>
             <w:pPr>
               <w:pStyle w:val="Compact"/>
-              <w:jc w:val="left"/>
+              <w:jc w:val="center"/>
             </w:pPr>
             <w:r>
               <w:rPr>
@@ -325,7 +325,7 @@
           <w:p>
             <w:pPr>
               <w:pStyle w:val="Compact"/>
-              <w:jc w:val="left"/>
+              <w:jc w:val="center"/>
             </w:pPr>
             <w:r>
               <w:rPr>
@@ -340,7 +340,7 @@
           <w:p>
             <w:pPr>
               <w:pStyle w:val="Compact"/>
-              <w:jc w:val="left"/>
+              <w:jc w:val="center"/>
             </w:pPr>
             <w:r>
               <w:rPr>
@@ -357,7 +357,7 @@
           <w:p>
             <w:pPr>
               <w:pStyle w:val="Compact"/>
-              <w:jc w:val="left"/>
+              <w:jc w:val="center"/>
             </w:pPr>
             <w:r>
               <w:rPr>
@@ -372,7 +372,7 @@
           <w:p>
             <w:pPr>
               <w:pStyle w:val="Compact"/>
-              <w:jc w:val="left"/>
+              <w:jc w:val="center"/>
             </w:pPr>
             <w:r>
               <w:rPr>
@@ -387,7 +387,7 @@
           <w:p>
             <w:pPr>
               <w:pStyle w:val="Compact"/>
-              <w:jc w:val="left"/>
+              <w:jc w:val="center"/>
             </w:pPr>
             <w:r>
               <w:rPr>
@@ -404,7 +404,7 @@
           <w:p>
             <w:pPr>
               <w:pStyle w:val="Compact"/>
-              <w:jc w:val="left"/>
+              <w:jc w:val="center"/>
             </w:pPr>
             <w:r>
               <w:rPr>
@@ -419,7 +419,7 @@
           <w:p>
             <w:pPr>
               <w:pStyle w:val="Compact"/>
-              <w:jc w:val="left"/>
+              <w:jc w:val="center"/>
             </w:pPr>
             <w:r>
               <w:rPr>
@@ -458,7 +458,7 @@
           <w:p>
             <w:pPr>
               <w:pStyle w:val="Compact"/>
-              <w:jc w:val="left"/>
+              <w:jc w:val="center"/>
             </w:pPr>
             <w:r>
               <w:rPr>
@@ -1115,7 +1115,7 @@
           <w:p>
             <w:pPr>
               <w:pStyle w:val="Compact"/>
-              <w:jc w:val="left"/>
+              <w:jc w:val="center"/>
             </w:pPr>
             <w:r>
               <w:rPr>
@@ -1131,7 +1131,7 @@
           <w:p>
             <w:pPr>
               <w:pStyle w:val="Compact"/>
-              <w:jc w:val="left"/>
+              <w:jc w:val="center"/>
             </w:pPr>
             <w:r>
               <w:rPr>
@@ -1147,7 +1147,7 @@
           <w:p>
             <w:pPr>
               <w:pStyle w:val="Compact"/>
-              <w:jc w:val="left"/>
+              <w:jc w:val="center"/>
             </w:pPr>
             <w:r>
               <w:rPr>
@@ -1181,7 +1181,7 @@
           <w:p>
             <w:pPr>
               <w:pStyle w:val="Compact"/>
-              <w:jc w:val="left"/>
+              <w:jc w:val="center"/>
             </w:pPr>
             <w:r>
               <w:rPr>
@@ -1196,7 +1196,7 @@
           <w:p>
             <w:pPr>
               <w:pStyle w:val="Compact"/>
-              <w:jc w:val="left"/>
+              <w:jc w:val="center"/>
             </w:pPr>
             <w:r>
               <w:rPr>
@@ -1211,7 +1211,7 @@
           <w:p>
             <w:pPr>
               <w:pStyle w:val="Compact"/>
-              <w:jc w:val="left"/>
+              <w:jc w:val="center"/>
             </w:pPr>
             <w:r>
               <w:rPr>
@@ -1243,7 +1243,7 @@
           <w:p>
             <w:pPr>
               <w:pStyle w:val="Compact"/>
-              <w:jc w:val="left"/>
+              <w:jc w:val="center"/>
             </w:pPr>
             <w:r>
               <w:rPr>
@@ -1258,7 +1258,7 @@
           <w:p>
             <w:pPr>
               <w:pStyle w:val="Compact"/>
-              <w:jc w:val="left"/>
+              <w:jc w:val="center"/>
             </w:pPr>
             <w:r>
               <w:rPr>
@@ -1273,7 +1273,7 @@
           <w:p>
             <w:pPr>
               <w:pStyle w:val="Compact"/>
-              <w:jc w:val="left"/>
+              <w:jc w:val="center"/>
             </w:pPr>
             <w:r>
               <w:rPr>
@@ -1305,7 +1305,7 @@
           <w:p>
             <w:pPr>
               <w:pStyle w:val="Compact"/>
-              <w:jc w:val="left"/>
+              <w:jc w:val="center"/>
             </w:pPr>
             <w:r>
               <w:rPr>
@@ -1320,7 +1320,7 @@
           <w:p>
             <w:pPr>
               <w:pStyle w:val="Compact"/>
-              <w:jc w:val="left"/>
+              <w:jc w:val="center"/>
             </w:pPr>
             <w:r>
               <w:rPr>
@@ -1335,7 +1335,7 @@
           <w:p>
             <w:pPr>
               <w:pStyle w:val="Compact"/>
-              <w:jc w:val="left"/>
+              <w:jc w:val="center"/>
             </w:pPr>
             <w:r>
               <w:rPr>
@@ -1367,7 +1367,7 @@
           <w:p>
             <w:pPr>
               <w:pStyle w:val="Compact"/>
-              <w:jc w:val="left"/>
+              <w:jc w:val="center"/>
             </w:pPr>
             <w:r>
               <w:rPr>
@@ -1382,7 +1382,7 @@
           <w:p>
             <w:pPr>
               <w:pStyle w:val="Compact"/>
-              <w:jc w:val="left"/>
+              <w:jc w:val="center"/>
             </w:pPr>
             <w:r>
               <w:rPr>
@@ -1397,7 +1397,7 @@
           <w:p>
             <w:pPr>
               <w:pStyle w:val="Compact"/>
-              <w:jc w:val="left"/>
+              <w:jc w:val="center"/>
             </w:pPr>
             <w:r>
               <w:rPr>
@@ -1429,7 +1429,7 @@
           <w:p>
             <w:pPr>
               <w:pStyle w:val="Compact"/>
-              <w:jc w:val="left"/>
+              <w:jc w:val="center"/>
             </w:pPr>
             <w:r>
               <w:rPr>
@@ -1444,7 +1444,7 @@
           <w:p>
             <w:pPr>
               <w:pStyle w:val="Compact"/>
-              <w:jc w:val="left"/>
+              <w:jc w:val="center"/>
             </w:pPr>
             <w:r>
               <w:rPr>
@@ -1459,7 +1459,7 @@
           <w:p>
             <w:pPr>
               <w:pStyle w:val="Compact"/>
-              <w:jc w:val="left"/>
+              <w:jc w:val="center"/>
             </w:pPr>
             <w:r>
               <w:rPr>
@@ -1541,7 +1541,7 @@
           <w:p>
             <w:pPr>
               <w:pStyle w:val="Compact"/>
-              <w:jc w:val="left"/>
+              <w:jc w:val="center"/>
             </w:pPr>
             <w:r>
               <w:rPr>
@@ -1557,7 +1557,7 @@
           <w:p>
             <w:pPr>
               <w:pStyle w:val="Compact"/>
-              <w:jc w:val="left"/>
+              <w:jc w:val="center"/>
             </w:pPr>
             <w:r>
               <w:rPr>
@@ -1575,7 +1575,7 @@
           <w:p>
             <w:pPr>
               <w:pStyle w:val="Compact"/>
-              <w:jc w:val="left"/>
+              <w:jc w:val="center"/>
             </w:pPr>
             <w:r>
               <w:rPr>
@@ -1592,7 +1592,7 @@
           <w:p>
             <w:pPr>
               <w:pStyle w:val="Compact"/>
-              <w:jc w:val="left"/>
+              <w:jc w:val="center"/>
             </w:pPr>
             <w:r>
               <w:rPr>
@@ -1609,7 +1609,7 @@
           <w:p>
             <w:pPr>
               <w:pStyle w:val="Compact"/>
-              <w:jc w:val="left"/>
+              <w:jc w:val="center"/>
             </w:pPr>
             <w:r>
               <w:rPr>
@@ -1626,7 +1626,7 @@
           <w:p>
             <w:pPr>
               <w:pStyle w:val="Compact"/>
-              <w:jc w:val="left"/>
+              <w:jc w:val="center"/>
             </w:pPr>
             <w:r>
               <w:rPr>
@@ -1661,7 +1661,7 @@
           <w:p>
             <w:pPr>
               <w:pStyle w:val="Compact"/>
-              <w:jc w:val="left"/>
+              <w:jc w:val="center"/>
             </w:pPr>
             <w:r>
               <w:rPr>
@@ -1678,7 +1678,7 @@
           <w:p>
             <w:pPr>
               <w:pStyle w:val="Compact"/>
-              <w:jc w:val="left"/>
+              <w:jc w:val="center"/>
             </w:pPr>
             <w:r>
               <w:rPr>
@@ -1701,7 +1701,7 @@
           <w:p>
             <w:pPr>
               <w:pStyle w:val="Compact"/>
-              <w:jc w:val="left"/>
+              <w:jc w:val="center"/>
             </w:pPr>
             <w:r>
               <w:rPr>
@@ -1718,7 +1718,7 @@
           <w:p>
             <w:pPr>
               <w:pStyle w:val="Compact"/>
-              <w:jc w:val="left"/>
+              <w:jc w:val="center"/>
             </w:pPr>
             <w:r>
               <w:rPr>
@@ -1735,7 +1735,7 @@
           <w:p>
             <w:pPr>
               <w:pStyle w:val="Compact"/>
-              <w:jc w:val="left"/>
+              <w:jc w:val="center"/>
             </w:pPr>
             <w:r>
               <w:rPr>
@@ -1752,7 +1752,7 @@
           <w:p>
             <w:pPr>
               <w:pStyle w:val="Compact"/>
-              <w:jc w:val="left"/>
+              <w:jc w:val="center"/>
             </w:pPr>
             <w:r>
               <w:rPr>
@@ -1769,7 +1769,7 @@
           <w:p>
             <w:pPr>
               <w:pStyle w:val="Compact"/>
-              <w:jc w:val="left"/>
+              <w:jc w:val="center"/>
             </w:pPr>
             <w:r>
               <w:rPr>
@@ -1786,7 +1786,7 @@
           <w:p>
             <w:pPr>
               <w:pStyle w:val="Compact"/>
-              <w:jc w:val="left"/>
+              <w:jc w:val="center"/>
             </w:pPr>
             <w:r>
               <w:rPr>
@@ -1803,7 +1803,7 @@
           <w:p>
             <w:pPr>
               <w:pStyle w:val="Compact"/>
-              <w:jc w:val="left"/>
+              <w:jc w:val="center"/>
             </w:pPr>
             <w:r>
               <w:rPr>
@@ -1820,7 +1820,7 @@
           <w:p>
             <w:pPr>
               <w:pStyle w:val="Compact"/>
-              <w:jc w:val="left"/>
+              <w:jc w:val="center"/>
             </w:pPr>
             <w:r>
               <w:rPr>
@@ -1837,7 +1837,7 @@
           <w:p>
             <w:pPr>
               <w:pStyle w:val="Compact"/>
-              <w:jc w:val="left"/>
+              <w:jc w:val="center"/>
             </w:pPr>
             <w:r>
               <w:rPr>
@@ -1854,7 +1854,7 @@
           <w:p>
             <w:pPr>
               <w:pStyle w:val="Compact"/>
-              <w:jc w:val="left"/>
+              <w:jc w:val="center"/>
             </w:pPr>
             <w:r>
               <w:rPr>
@@ -1877,7 +1877,7 @@
           <w:p>
             <w:pPr>
               <w:pStyle w:val="Compact"/>
-              <w:jc w:val="left"/>
+              <w:jc w:val="center"/>
             </w:pPr>
             <w:r>
               <w:rPr>
@@ -1894,7 +1894,7 @@
           <w:p>
             <w:pPr>
               <w:pStyle w:val="Compact"/>
-              <w:jc w:val="left"/>
+              <w:jc w:val="center"/>
             </w:pPr>
             <w:r>
               <w:rPr>
@@ -2037,7 +2037,7 @@
           <w:p>
             <w:pPr>
               <w:pStyle w:val="Compact"/>
-              <w:jc w:val="left"/>
+              <w:jc w:val="center"/>
             </w:pPr>
             <w:r>
               <w:rPr>
@@ -2053,7 +2053,7 @@
           <w:p>
             <w:pPr>
               <w:pStyle w:val="Compact"/>
-              <w:jc w:val="left"/>
+              <w:jc w:val="center"/>
             </w:pPr>
             <w:r>
               <w:rPr>
@@ -2069,7 +2069,7 @@
           <w:p>
             <w:pPr>
               <w:pStyle w:val="Compact"/>
-              <w:jc w:val="left"/>
+              <w:jc w:val="center"/>
             </w:pPr>
             <w:r>
               <w:rPr>
@@ -2087,7 +2087,7 @@
           <w:p>
             <w:pPr>
               <w:pStyle w:val="Compact"/>
-              <w:jc w:val="left"/>
+              <w:jc w:val="center"/>
             </w:pPr>
             <w:r>
               <w:rPr>
@@ -2104,7 +2104,7 @@
           <w:p>
             <w:pPr>
               <w:pStyle w:val="Compact"/>
-              <w:jc w:val="left"/>
+              <w:jc w:val="center"/>
             </w:pPr>
             <w:r>
               <w:rPr>
@@ -2119,7 +2119,7 @@
           <w:p>
             <w:pPr>
               <w:pStyle w:val="Compact"/>
-              <w:jc w:val="left"/>
+              <w:jc w:val="center"/>
             </w:pPr>
             <w:r>
               <w:rPr>
@@ -2136,7 +2136,7 @@
           <w:p>
             <w:pPr>
               <w:pStyle w:val="Compact"/>
-              <w:jc w:val="left"/>
+              <w:jc w:val="center"/>
             </w:pPr>
             <w:r>
               <w:rPr>
@@ -2153,7 +2153,7 @@
           <w:p>
             <w:pPr>
               <w:pStyle w:val="Compact"/>
-              <w:jc w:val="left"/>
+              <w:jc w:val="center"/>
             </w:pPr>
             <w:r>
               <w:rPr>
@@ -2168,7 +2168,7 @@
           <w:p>
             <w:pPr>
               <w:pStyle w:val="Compact"/>
-              <w:jc w:val="left"/>
+              <w:jc w:val="center"/>
             </w:pPr>
             <w:r>
               <w:rPr>
@@ -2197,7 +2197,7 @@
           <w:p>
             <w:pPr>
               <w:pStyle w:val="Compact"/>
-              <w:jc w:val="left"/>
+              <w:jc w:val="center"/>
             </w:pPr>
             <w:r>
               <w:rPr>
@@ -2214,7 +2214,7 @@
           <w:p>
             <w:pPr>
               <w:pStyle w:val="Compact"/>
-              <w:jc w:val="left"/>
+              <w:jc w:val="center"/>
             </w:pPr>
             <w:r>
               <w:rPr>
@@ -2229,7 +2229,7 @@
           <w:p>
             <w:pPr>
               <w:pStyle w:val="Compact"/>
-              <w:jc w:val="left"/>
+              <w:jc w:val="center"/>
             </w:pPr>
             <w:r>
               <w:rPr>
@@ -2420,7 +2420,7 @@
           <w:p>
             <w:pPr>
               <w:pStyle w:val="Compact"/>
-              <w:jc w:val="left"/>
+              <w:jc w:val="center"/>
             </w:pPr>
             <w:r>
               <w:rPr>
@@ -2436,7 +2436,7 @@
           <w:p>
             <w:pPr>
               <w:pStyle w:val="Compact"/>
-              <w:jc w:val="left"/>
+              <w:jc w:val="center"/>
             </w:pPr>
             <w:r>
               <w:rPr>
@@ -2454,7 +2454,7 @@
           <w:p>
             <w:pPr>
               <w:pStyle w:val="Compact"/>
-              <w:jc w:val="left"/>
+              <w:jc w:val="center"/>
             </w:pPr>
             <w:r>
               <w:rPr>
@@ -2469,7 +2469,7 @@
           <w:p>
             <w:pPr>
               <w:pStyle w:val="Compact"/>
-              <w:jc w:val="left"/>
+              <w:jc w:val="center"/>
             </w:pPr>
             <w:r>
               <w:rPr>
@@ -2486,7 +2486,7 @@
           <w:p>
             <w:pPr>
               <w:pStyle w:val="Compact"/>
-              <w:jc w:val="left"/>
+              <w:jc w:val="center"/>
             </w:pPr>
             <w:r>
               <w:rPr>
@@ -2501,7 +2501,7 @@
           <w:p>
             <w:pPr>
               <w:pStyle w:val="Compact"/>
-              <w:jc w:val="left"/>
+              <w:jc w:val="center"/>
             </w:pPr>
             <w:r>
               <w:rPr>
@@ -2524,7 +2524,7 @@
           <w:p>
             <w:pPr>
               <w:pStyle w:val="Compact"/>
-              <w:jc w:val="left"/>
+              <w:jc w:val="center"/>
             </w:pPr>
             <w:r>
               <w:rPr>
@@ -2539,7 +2539,7 @@
           <w:p>
             <w:pPr>
               <w:pStyle w:val="Compact"/>
-              <w:jc w:val="left"/>
+              <w:jc w:val="center"/>
             </w:pPr>
             <w:r>
               <w:rPr>
@@ -2562,7 +2562,7 @@
           <w:p>
             <w:pPr>
               <w:pStyle w:val="Compact"/>
-              <w:jc w:val="left"/>
+              <w:jc w:val="center"/>
             </w:pPr>
             <w:r>
               <w:rPr>
@@ -2577,7 +2577,7 @@
           <w:p>
             <w:pPr>
               <w:pStyle w:val="Compact"/>
-              <w:jc w:val="left"/>
+              <w:jc w:val="center"/>
             </w:pPr>
             <w:r>
               <w:rPr>
@@ -2636,7 +2636,7 @@
           <w:p>
             <w:pPr>
               <w:pStyle w:val="Compact"/>
-              <w:jc w:val="left"/>
+              <w:jc w:val="center"/>
             </w:pPr>
             <w:r>
               <w:rPr>
@@ -2652,7 +2652,7 @@
           <w:p>
             <w:pPr>
               <w:pStyle w:val="Compact"/>
-              <w:jc w:val="left"/>
+              <w:jc w:val="center"/>
             </w:pPr>
             <w:r>
               <w:rPr>
@@ -2670,7 +2670,7 @@
           <w:p>
             <w:pPr>
               <w:pStyle w:val="Compact"/>
-              <w:jc w:val="left"/>
+              <w:jc w:val="center"/>
             </w:pPr>
             <w:r>
               <w:rPr>
@@ -2685,7 +2685,7 @@
           <w:p>
             <w:pPr>
               <w:pStyle w:val="Compact"/>
-              <w:jc w:val="left"/>
+              <w:jc w:val="center"/>
             </w:pPr>
             <w:r>
               <w:rPr>
@@ -2702,7 +2702,7 @@
           <w:p>
             <w:pPr>
               <w:pStyle w:val="Compact"/>
-              <w:jc w:val="left"/>
+              <w:jc w:val="center"/>
             </w:pPr>
             <w:r>
               <w:rPr>
@@ -2717,7 +2717,7 @@
           <w:p>
             <w:pPr>
               <w:pStyle w:val="Compact"/>
-              <w:jc w:val="left"/>
+              <w:jc w:val="center"/>
             </w:pPr>
             <w:r>
               <w:rPr>
@@ -2734,7 +2734,7 @@
           <w:p>
             <w:pPr>
               <w:pStyle w:val="Compact"/>
-              <w:jc w:val="left"/>
+              <w:jc w:val="center"/>
             </w:pPr>
             <w:r>
               <w:rPr>
@@ -2749,7 +2749,7 @@
           <w:p>
             <w:pPr>
               <w:pStyle w:val="Compact"/>
-              <w:jc w:val="left"/>
+              <w:jc w:val="center"/>
             </w:pPr>
             <w:r>
               <w:rPr>
@@ -2766,7 +2766,7 @@
           <w:p>
             <w:pPr>
               <w:pStyle w:val="Compact"/>
-              <w:jc w:val="left"/>
+              <w:jc w:val="center"/>
             </w:pPr>
             <w:r>
               <w:rPr>
@@ -2781,7 +2781,7 @@
           <w:p>
             <w:pPr>
               <w:pStyle w:val="Compact"/>
-              <w:jc w:val="left"/>
+              <w:jc w:val="center"/>
             </w:pPr>
             <w:r>
               <w:rPr>
@@ -2798,7 +2798,7 @@
           <w:p>
             <w:pPr>
               <w:pStyle w:val="Compact"/>
-              <w:jc w:val="left"/>
+              <w:jc w:val="center"/>
             </w:pPr>
             <w:r>
               <w:rPr>
@@ -2813,7 +2813,7 @@
           <w:p>
             <w:pPr>
               <w:pStyle w:val="Compact"/>
-              <w:jc w:val="left"/>
+              <w:jc w:val="center"/>
             </w:pPr>
             <w:r>
               <w:rPr>
@@ -2830,7 +2830,7 @@
           <w:p>
             <w:pPr>
               <w:pStyle w:val="Compact"/>
-              <w:jc w:val="left"/>
+              <w:jc w:val="center"/>
             </w:pPr>
             <w:r>
               <w:rPr>
@@ -2845,7 +2845,7 @@
           <w:p>
             <w:pPr>
               <w:pStyle w:val="Compact"/>
-              <w:jc w:val="left"/>
+              <w:jc w:val="center"/>
             </w:pPr>
             <w:r>
               <w:rPr>
@@ -2913,7 +2913,7 @@
           <w:p>
             <w:pPr>
               <w:pStyle w:val="Compact"/>
-              <w:jc w:val="left"/>
+              <w:jc w:val="center"/>
             </w:pPr>
             <w:r>
               <w:rPr>
@@ -2945,7 +2945,7 @@
           <w:p>
             <w:pPr>
               <w:pStyle w:val="Compact"/>
-              <w:jc w:val="left"/>
+              <w:jc w:val="center"/>
             </w:pPr>
             <w:r>
               <w:rPr>
@@ -2963,7 +2963,7 @@
           <w:p>
             <w:pPr>
               <w:pStyle w:val="Compact"/>
-              <w:jc w:val="left"/>
+              <w:jc w:val="center"/>
             </w:pPr>
             <w:r>
               <w:rPr>
@@ -2993,7 +2993,7 @@
           <w:p>
             <w:pPr>
               <w:pStyle w:val="Compact"/>
-              <w:jc w:val="left"/>
+              <w:jc w:val="center"/>
             </w:pPr>
             <w:r>
               <w:rPr>
@@ -3010,7 +3010,7 @@
           <w:p>
             <w:pPr>
               <w:pStyle w:val="Compact"/>
-              <w:jc w:val="left"/>
+              <w:jc w:val="center"/>
             </w:pPr>
             <w:r>
               <w:rPr>
@@ -3046,7 +3046,7 @@
           <w:p>
             <w:pPr>
               <w:pStyle w:val="Compact"/>
-              <w:jc w:val="left"/>
+              <w:jc w:val="center"/>
             </w:pPr>
             <w:r>
               <w:rPr>
@@ -3063,7 +3063,7 @@
           <w:p>
             <w:pPr>
               <w:pStyle w:val="Compact"/>
-              <w:jc w:val="left"/>
+              <w:jc w:val="center"/>
             </w:pPr>
             <w:r>
               <w:rPr>
@@ -3093,7 +3093,7 @@
           <w:p>
             <w:pPr>
               <w:pStyle w:val="Compact"/>
-              <w:jc w:val="left"/>
+              <w:jc w:val="center"/>
             </w:pPr>
             <w:r>
               <w:rPr>
@@ -3110,7 +3110,7 @@
           <w:p>
             <w:pPr>
               <w:pStyle w:val="Compact"/>
-              <w:jc w:val="left"/>
+              <w:jc w:val="center"/>
             </w:pPr>
             <w:r>
               <w:rPr>
@@ -3140,7 +3140,7 @@
           <w:p>
             <w:pPr>
               <w:pStyle w:val="Compact"/>
-              <w:jc w:val="left"/>
+              <w:jc w:val="center"/>
             </w:pPr>
             <w:r>
               <w:rPr>
@@ -3157,7 +3157,7 @@
           <w:p>
             <w:pPr>
               <w:pStyle w:val="Compact"/>
-              <w:jc w:val="left"/>
+              <w:jc w:val="center"/>
             </w:pPr>
             <w:r>
               <w:rPr>
@@ -3187,7 +3187,7 @@
           <w:p>
             <w:pPr>
               <w:pStyle w:val="Compact"/>
-              <w:jc w:val="left"/>
+              <w:jc w:val="center"/>
             </w:pPr>
             <w:r>
               <w:rPr>
@@ -3204,7 +3204,7 @@
           <w:p>
             <w:pPr>
               <w:pStyle w:val="Compact"/>
-              <w:jc w:val="left"/>
+              <w:jc w:val="center"/>
             </w:pPr>
             <w:r>
               <w:rPr>
@@ -3234,7 +3234,7 @@
           <w:p>
             <w:pPr>
               <w:pStyle w:val="Compact"/>
-              <w:jc w:val="left"/>
+              <w:jc w:val="center"/>
             </w:pPr>
             <w:r>
               <w:rPr>
@@ -3251,7 +3251,7 @@
           <w:p>
             <w:pPr>
               <w:pStyle w:val="Compact"/>
-              <w:jc w:val="left"/>
+              <w:jc w:val="center"/>
             </w:pPr>
             <w:r>
               <w:rPr>
@@ -3281,7 +3281,7 @@
           <w:p>
             <w:pPr>
               <w:pStyle w:val="Compact"/>
-              <w:jc w:val="left"/>
+              <w:jc w:val="center"/>
             </w:pPr>
             <w:r>
               <w:rPr>
@@ -3298,7 +3298,7 @@
           <w:p>
             <w:pPr>
               <w:pStyle w:val="Compact"/>
-              <w:jc w:val="left"/>
+              <w:jc w:val="center"/>
             </w:pPr>
             <w:r>
               <w:rPr>
@@ -3328,7 +3328,7 @@
           <w:p>
             <w:pPr>
               <w:pStyle w:val="Compact"/>
-              <w:jc w:val="left"/>
+              <w:jc w:val="center"/>
             </w:pPr>
             <w:r>
               <w:rPr>
@@ -3345,7 +3345,7 @@
           <w:p>
             <w:pPr>
               <w:pStyle w:val="Compact"/>
-              <w:jc w:val="left"/>
+              <w:jc w:val="center"/>
             </w:pPr>
             <w:r>
               <w:rPr>
@@ -3381,7 +3381,7 @@
           <w:p>
             <w:pPr>
               <w:pStyle w:val="Compact"/>
-              <w:jc w:val="left"/>
+              <w:jc w:val="center"/>
             </w:pPr>
             <w:r>
               <w:rPr>
@@ -3482,7 +3482,7 @@
           <w:p>
             <w:pPr>
               <w:pStyle w:val="Compact"/>
-              <w:jc w:val="left"/>
+              <w:jc w:val="center"/>
             </w:pPr>
             <w:r>
               <w:rPr>
@@ -3498,7 +3498,7 @@
           <w:p>
             <w:pPr>
               <w:pStyle w:val="Compact"/>
-              <w:jc w:val="left"/>
+              <w:jc w:val="center"/>
             </w:pPr>
             <w:r>
               <w:rPr>
@@ -3531,7 +3531,7 @@
           <w:p>
             <w:pPr>
               <w:pStyle w:val="Compact"/>
-              <w:jc w:val="left"/>
+              <w:jc w:val="center"/>
             </w:pPr>
             <w:r>
               <w:rPr>
@@ -3546,7 +3546,7 @@
           <w:p>
             <w:pPr>
               <w:pStyle w:val="Compact"/>
-              <w:jc w:val="left"/>
+              <w:jc w:val="center"/>
             </w:pPr>
             <w:r>
               <w:rPr>
@@ -3578,7 +3578,7 @@
           <w:p>
             <w:pPr>
               <w:pStyle w:val="Compact"/>
-              <w:jc w:val="left"/>
+              <w:jc w:val="center"/>
             </w:pPr>
             <w:r>
               <w:rPr>
@@ -3593,7 +3593,7 @@
           <w:p>
             <w:pPr>
               <w:pStyle w:val="Compact"/>
-              <w:jc w:val="left"/>
+              <w:jc w:val="center"/>
             </w:pPr>
             <w:r>
               <w:rPr>
@@ -3625,7 +3625,7 @@
           <w:p>
             <w:pPr>
               <w:pStyle w:val="Compact"/>
-              <w:jc w:val="left"/>
+              <w:jc w:val="center"/>
             </w:pPr>
             <w:r>
               <w:rPr>
@@ -3640,7 +3640,7 @@
           <w:p>
             <w:pPr>
               <w:pStyle w:val="Compact"/>
-              <w:jc w:val="left"/>
+              <w:jc w:val="center"/>
             </w:pPr>
             <w:r>
               <w:rPr>
@@ -3672,7 +3672,7 @@
           <w:p>
             <w:pPr>
               <w:pStyle w:val="Compact"/>
-              <w:jc w:val="left"/>
+              <w:jc w:val="center"/>
             </w:pPr>
             <w:r>
               <w:rPr>
@@ -3687,7 +3687,7 @@
           <w:p>
             <w:pPr>
               <w:pStyle w:val="Compact"/>
-              <w:jc w:val="left"/>
+              <w:jc w:val="center"/>
             </w:pPr>
             <w:r>
               <w:rPr>
@@ -4271,7 +4271,7 @@
           <w:p>
             <w:pPr>
               <w:pStyle w:val="Compact"/>
-              <w:jc w:val="left"/>
+              <w:jc w:val="center"/>
             </w:pPr>
             <w:r>
               <w:rPr>
@@ -4287,7 +4287,7 @@
           <w:p>
             <w:pPr>
               <w:pStyle w:val="Compact"/>
-              <w:jc w:val="left"/>
+              <w:jc w:val="center"/>
             </w:pPr>
             <w:r>
               <w:rPr>
@@ -4303,7 +4303,7 @@
           <w:p>
             <w:pPr>
               <w:pStyle w:val="Compact"/>
-              <w:jc w:val="left"/>
+              <w:jc w:val="center"/>
             </w:pPr>
             <w:r>
               <w:rPr>
@@ -4319,7 +4319,7 @@
           <w:p>
             <w:pPr>
               <w:pStyle w:val="Compact"/>
-              <w:jc w:val="left"/>
+              <w:jc w:val="center"/>
             </w:pPr>
             <w:r>
               <w:rPr>
@@ -4337,7 +4337,7 @@
           <w:p>
             <w:pPr>
               <w:pStyle w:val="Compact"/>
-              <w:jc w:val="left"/>
+              <w:jc w:val="center"/>
             </w:pPr>
             <w:r>
               <w:rPr>
@@ -4352,7 +4352,7 @@
           <w:p>
             <w:pPr>
               <w:pStyle w:val="Compact"/>
-              <w:jc w:val="left"/>
+              <w:jc w:val="center"/>
             </w:pPr>
             <w:r>
               <w:rPr>
@@ -4367,7 +4367,7 @@
           <w:p>
             <w:pPr>
               <w:pStyle w:val="Compact"/>
-              <w:jc w:val="left"/>
+              <w:jc w:val="center"/>
             </w:pPr>
             <w:r>
               <w:rPr>
@@ -4382,7 +4382,7 @@
           <w:p>
             <w:pPr>
               <w:pStyle w:val="Compact"/>
-              <w:jc w:val="left"/>
+              <w:jc w:val="center"/>
             </w:pPr>
             <w:r>
               <w:rPr>
@@ -4399,7 +4399,7 @@
           <w:p>
             <w:pPr>
               <w:pStyle w:val="Compact"/>
-              <w:jc w:val="left"/>
+              <w:jc w:val="center"/>
             </w:pPr>
             <w:r>
               <w:rPr>
@@ -4414,7 +4414,7 @@
           <w:p>
             <w:pPr>
               <w:pStyle w:val="Compact"/>
-              <w:jc w:val="left"/>
+              <w:jc w:val="center"/>
             </w:pPr>
             <w:r>
               <w:rPr>
@@ -4429,7 +4429,7 @@
           <w:p>
             <w:pPr>
               <w:pStyle w:val="Compact"/>
-              <w:jc w:val="left"/>
+              <w:jc w:val="center"/>
             </w:pPr>
             <w:r>
               <w:rPr>
@@ -4444,7 +4444,7 @@
           <w:p>
             <w:pPr>
               <w:pStyle w:val="Compact"/>
-              <w:jc w:val="left"/>
+              <w:jc w:val="center"/>
             </w:pPr>
             <w:r>
               <w:rPr>
@@ -4461,7 +4461,7 @@
           <w:p>
             <w:pPr>
               <w:pStyle w:val="Compact"/>
-              <w:jc w:val="left"/>
+              <w:jc w:val="center"/>
             </w:pPr>
             <w:r>
               <w:rPr>
@@ -4476,7 +4476,7 @@
           <w:p>
             <w:pPr>
               <w:pStyle w:val="Compact"/>
-              <w:jc w:val="left"/>
+              <w:jc w:val="center"/>
             </w:pPr>
             <w:r>
               <w:rPr>
@@ -4491,7 +4491,7 @@
           <w:p>
             <w:pPr>
               <w:pStyle w:val="Compact"/>
-              <w:jc w:val="left"/>
+              <w:jc w:val="center"/>
             </w:pPr>
             <w:r>
               <w:rPr>
@@ -4506,7 +4506,7 @@
           <w:p>
             <w:pPr>
               <w:pStyle w:val="Compact"/>
-              <w:jc w:val="left"/>
+              <w:jc w:val="center"/>
             </w:pPr>
             <w:r>
               <w:rPr>
@@ -4523,7 +4523,7 @@
           <w:p>
             <w:pPr>
               <w:pStyle w:val="Compact"/>
-              <w:jc w:val="left"/>
+              <w:jc w:val="center"/>
             </w:pPr>
             <w:r>
               <w:rPr>
@@ -4538,7 +4538,7 @@
           <w:p>
             <w:pPr>
               <w:pStyle w:val="Compact"/>
-              <w:jc w:val="left"/>
+              <w:jc w:val="center"/>
             </w:pPr>
             <w:r>
               <w:rPr>
@@ -4553,7 +4553,7 @@
           <w:p>
             <w:pPr>
               <w:pStyle w:val="Compact"/>
-              <w:jc w:val="left"/>
+              <w:jc w:val="center"/>
             </w:pPr>
             <w:r>
               <w:rPr>
@@ -4568,7 +4568,7 @@
           <w:p>
             <w:pPr>
               <w:pStyle w:val="Compact"/>
-              <w:jc w:val="left"/>
+              <w:jc w:val="center"/>
             </w:pPr>
             <w:r>
               <w:rPr>
@@ -4585,7 +4585,7 @@
           <w:p>
             <w:pPr>
               <w:pStyle w:val="Compact"/>
-              <w:jc w:val="left"/>
+              <w:jc w:val="center"/>
             </w:pPr>
             <w:r>
               <w:rPr>
@@ -4600,7 +4600,7 @@
           <w:p>
             <w:pPr>
               <w:pStyle w:val="Compact"/>
-              <w:jc w:val="left"/>
+              <w:jc w:val="center"/>
             </w:pPr>
             <w:r>
               <w:rPr>
@@ -4615,7 +4615,7 @@
           <w:p>
             <w:pPr>
               <w:pStyle w:val="Compact"/>
-              <w:jc w:val="left"/>
+              <w:jc w:val="center"/>
             </w:pPr>
             <w:r>
               <w:rPr>
@@ -4630,7 +4630,7 @@
           <w:p>
             <w:pPr>
               <w:pStyle w:val="Compact"/>
-              <w:jc w:val="left"/>
+              <w:jc w:val="center"/>
             </w:pPr>
             <w:r>
               <w:rPr>
@@ -4647,7 +4647,7 @@
           <w:p>
             <w:pPr>
               <w:pStyle w:val="Compact"/>
-              <w:jc w:val="left"/>
+              <w:jc w:val="center"/>
             </w:pPr>
             <w:r>
               <w:rPr>
@@ -4662,7 +4662,7 @@
           <w:p>
             <w:pPr>
               <w:pStyle w:val="Compact"/>
-              <w:jc w:val="left"/>
+              <w:jc w:val="center"/>
             </w:pPr>
             <w:r>
               <w:rPr>
@@ -4677,7 +4677,7 @@
           <w:p>
             <w:pPr>
               <w:pStyle w:val="Compact"/>
-              <w:jc w:val="left"/>
+              <w:jc w:val="center"/>
             </w:pPr>
             <w:r>
               <w:rPr>
@@ -4692,7 +4692,7 @@
           <w:p>
             <w:pPr>
               <w:pStyle w:val="Compact"/>
-              <w:jc w:val="left"/>
+              <w:jc w:val="center"/>
             </w:pPr>
             <w:r>
               <w:rPr>
@@ -4709,7 +4709,7 @@
           <w:p>
             <w:pPr>
               <w:pStyle w:val="Compact"/>
-              <w:jc w:val="left"/>
+              <w:jc w:val="center"/>
             </w:pPr>
             <w:r>
               <w:rPr>
@@ -4724,7 +4724,7 @@
           <w:p>
             <w:pPr>
               <w:pStyle w:val="Compact"/>
-              <w:jc w:val="left"/>
+              <w:jc w:val="center"/>
             </w:pPr>
             <w:r>
               <w:rPr>
@@ -4739,7 +4739,7 @@
           <w:p>
             <w:pPr>
               <w:pStyle w:val="Compact"/>
-              <w:jc w:val="left"/>
+              <w:jc w:val="center"/>
             </w:pPr>
             <w:r>
               <w:rPr>
@@ -4754,7 +4754,7 @@
           <w:p>
             <w:pPr>
               <w:pStyle w:val="Compact"/>
-              <w:jc w:val="left"/>
+              <w:jc w:val="center"/>
             </w:pPr>
             <w:r>
               <w:rPr>
@@ -5534,7 +5534,7 @@
           <w:p>
             <w:pPr>
               <w:pStyle w:val="Compact"/>
-              <w:jc w:val="left"/>
+              <w:jc w:val="center"/>
             </w:pPr>
             <w:r>
               <w:rPr>
@@ -5550,7 +5550,7 @@
           <w:p>
             <w:pPr>
               <w:pStyle w:val="Compact"/>
-              <w:jc w:val="left"/>
+              <w:jc w:val="center"/>
             </w:pPr>
             <w:r>
               <w:rPr>
@@ -5568,7 +5568,7 @@
           <w:p>
             <w:pPr>
               <w:pStyle w:val="Compact"/>
-              <w:jc w:val="left"/>
+              <w:jc w:val="center"/>
             </w:pPr>
             <w:r>
               <w:rPr>
@@ -5583,7 +5583,7 @@
           <w:p>
             <w:pPr>
               <w:pStyle w:val="Compact"/>
-              <w:jc w:val="left"/>
+              <w:jc w:val="center"/>
             </w:pPr>
             <w:r>
               <w:rPr>
@@ -5624,7 +5624,7 @@
           <w:p>
             <w:pPr>
               <w:pStyle w:val="Compact"/>
-              <w:jc w:val="left"/>
+              <w:jc w:val="center"/>
             </w:pPr>
             <w:r>
               <w:rPr>
@@ -5639,7 +5639,7 @@
           <w:p>
             <w:pPr>
               <w:pStyle w:val="Compact"/>
-              <w:jc w:val="left"/>
+              <w:jc w:val="center"/>
             </w:pPr>
             <w:r>
               <w:rPr>
@@ -5668,7 +5668,7 @@
           <w:p>
             <w:pPr>
               <w:pStyle w:val="Compact"/>
-              <w:jc w:val="left"/>
+              <w:jc w:val="center"/>
             </w:pPr>
             <w:r>
               <w:rPr>
@@ -5683,7 +5683,7 @@
           <w:p>
             <w:pPr>
               <w:pStyle w:val="Compact"/>
-              <w:jc w:val="left"/>
+              <w:jc w:val="center"/>
             </w:pPr>
             <w:r>
               <w:rPr>
@@ -5712,7 +5712,7 @@
           <w:p>
             <w:pPr>
               <w:pStyle w:val="Compact"/>
-              <w:jc w:val="left"/>
+              <w:jc w:val="center"/>
             </w:pPr>
             <w:r>
               <w:rPr>
@@ -5727,7 +5727,7 @@
           <w:p>
             <w:pPr>
               <w:pStyle w:val="Compact"/>
-              <w:jc w:val="left"/>
+              <w:jc w:val="center"/>
             </w:pPr>
             <w:r>
               <w:rPr>
@@ -5744,7 +5744,7 @@
           <w:p>
             <w:pPr>
               <w:pStyle w:val="Compact"/>
-              <w:jc w:val="left"/>
+              <w:jc w:val="center"/>
             </w:pPr>
             <w:r>
               <w:rPr>
@@ -5759,7 +5759,7 @@
           <w:p>
             <w:pPr>
               <w:pStyle w:val="Compact"/>
-              <w:jc w:val="left"/>
+              <w:jc w:val="center"/>
             </w:pPr>
             <w:r>
               <w:rPr>
@@ -5952,7 +5952,7 @@
           <w:p>
             <w:pPr>
               <w:pStyle w:val="Compact"/>
-              <w:jc w:val="left"/>
+              <w:jc w:val="center"/>
             </w:pPr>
             <w:r>
               <w:rPr>
@@ -5968,7 +5968,7 @@
           <w:p>
             <w:pPr>
               <w:pStyle w:val="Compact"/>
-              <w:jc w:val="left"/>
+              <w:jc w:val="center"/>
             </w:pPr>
             <w:r>
               <w:rPr>
@@ -5984,7 +5984,7 @@
           <w:p>
             <w:pPr>
               <w:pStyle w:val="Compact"/>
-              <w:jc w:val="left"/>
+              <w:jc w:val="center"/>
             </w:pPr>
             <w:r>
               <w:rPr>
@@ -6002,7 +6002,7 @@
           <w:p>
             <w:pPr>
               <w:pStyle w:val="Compact"/>
-              <w:jc w:val="left"/>
+              <w:jc w:val="center"/>
             </w:pPr>
             <w:r>
               <w:rPr>
@@ -6017,7 +6017,7 @@
           <w:p>
             <w:pPr>
               <w:pStyle w:val="Compact"/>
-              <w:jc w:val="left"/>
+              <w:jc w:val="center"/>
             </w:pPr>
             <w:r>
               <w:rPr>
@@ -6032,7 +6032,7 @@
           <w:p>
             <w:pPr>
               <w:pStyle w:val="Compact"/>
-              <w:jc w:val="left"/>
+              <w:jc w:val="center"/>
             </w:pPr>
             <w:r>
               <w:rPr>
@@ -6073,7 +6073,7 @@
           <w:p>
             <w:pPr>
               <w:pStyle w:val="Compact"/>
-              <w:jc w:val="left"/>
+              <w:jc w:val="center"/>
             </w:pPr>
             <w:r>
               <w:rPr>
@@ -6088,7 +6088,7 @@
           <w:p>
             <w:pPr>
               <w:pStyle w:val="Compact"/>
-              <w:jc w:val="left"/>
+              <w:jc w:val="center"/>
             </w:pPr>
             <w:r>
               <w:rPr>
@@ -6121,7 +6121,7 @@
           <w:p>
             <w:pPr>
               <w:pStyle w:val="Compact"/>
-              <w:jc w:val="left"/>
+              <w:jc w:val="center"/>
             </w:pPr>
             <w:r>
               <w:rPr>
@@ -6150,7 +6150,7 @@
           <w:p>
             <w:pPr>
               <w:pStyle w:val="Compact"/>
-              <w:jc w:val="left"/>
+              <w:jc w:val="center"/>
             </w:pPr>
             <w:r>
               <w:rPr>
@@ -6165,7 +6165,7 @@
           <w:p>
             <w:pPr>
               <w:pStyle w:val="Compact"/>
-              <w:jc w:val="left"/>
+              <w:jc w:val="center"/>
             </w:pPr>
             <w:r>
               <w:rPr>
@@ -6186,7 +6186,7 @@
           <w:p>
             <w:pPr>
               <w:pStyle w:val="Compact"/>
-              <w:jc w:val="left"/>
+              <w:jc w:val="center"/>
             </w:pPr>
             <w:r>
               <w:rPr>
@@ -6215,7 +6215,7 @@
           <w:p>
             <w:pPr>
               <w:pStyle w:val="Compact"/>
-              <w:jc w:val="left"/>
+              <w:jc w:val="center"/>
             </w:pPr>
             <w:r>
               <w:rPr>
@@ -6230,7 +6230,7 @@
           <w:p>
             <w:pPr>
               <w:pStyle w:val="Compact"/>
-              <w:jc w:val="left"/>
+              <w:jc w:val="center"/>
             </w:pPr>
             <w:r>
               <w:rPr>
@@ -6257,7 +6257,7 @@
           <w:p>
             <w:pPr>
               <w:pStyle w:val="Compact"/>
-              <w:jc w:val="left"/>
+              <w:jc w:val="center"/>
             </w:pPr>
             <w:r>
               <w:rPr>
@@ -6274,7 +6274,7 @@
           <w:p>
             <w:pPr>
               <w:pStyle w:val="Compact"/>
-              <w:jc w:val="left"/>
+              <w:jc w:val="center"/>
             </w:pPr>
             <w:r>
               <w:rPr>
@@ -6289,7 +6289,7 @@
           <w:p>
             <w:pPr>
               <w:pStyle w:val="Compact"/>
-              <w:jc w:val="left"/>
+              <w:jc w:val="center"/>
             </w:pPr>
             <w:r>
               <w:rPr>
@@ -6304,7 +6304,7 @@
           <w:p>
             <w:pPr>
               <w:pStyle w:val="Compact"/>
-              <w:jc w:val="left"/>
+              <w:jc w:val="center"/>
             </w:pPr>
             <w:r>
               <w:rPr>
@@ -6524,7 +6524,7 @@
           <w:p>
             <w:pPr>
               <w:pStyle w:val="Compact"/>
-              <w:jc w:val="left"/>
+              <w:jc w:val="center"/>
             </w:pPr>
             <w:r>
               <w:rPr>
@@ -6540,7 +6540,7 @@
           <w:p>
             <w:pPr>
               <w:pStyle w:val="Compact"/>
-              <w:jc w:val="left"/>
+              <w:jc w:val="center"/>
             </w:pPr>
             <w:r>
               <w:rPr>
@@ -6556,7 +6556,7 @@
           <w:p>
             <w:pPr>
               <w:pStyle w:val="Compact"/>
-              <w:jc w:val="left"/>
+              <w:jc w:val="center"/>
             </w:pPr>
             <w:r>
               <w:rPr>
@@ -6574,7 +6574,7 @@
           <w:p>
             <w:pPr>
               <w:pStyle w:val="Compact"/>
-              <w:jc w:val="left"/>
+              <w:jc w:val="center"/>
             </w:pPr>
             <w:r>
               <w:rPr>
@@ -6589,7 +6589,7 @@
           <w:p>
             <w:pPr>
               <w:pStyle w:val="Compact"/>
-              <w:jc w:val="left"/>
+              <w:jc w:val="center"/>
             </w:pPr>
             <w:r>
               <w:rPr>
@@ -6610,7 +6610,7 @@
           <w:p>
             <w:pPr>
               <w:pStyle w:val="Compact"/>
-              <w:jc w:val="left"/>
+              <w:jc w:val="center"/>
             </w:pPr>
             <w:r>
               <w:rPr>
@@ -6627,7 +6627,7 @@
           <w:p>
             <w:pPr>
               <w:pStyle w:val="Compact"/>
-              <w:jc w:val="left"/>
+              <w:jc w:val="center"/>
             </w:pPr>
             <w:r>
               <w:rPr>
@@ -6642,7 +6642,7 @@
           <w:p>
             <w:pPr>
               <w:pStyle w:val="Compact"/>
-              <w:jc w:val="left"/>
+              <w:jc w:val="center"/>
             </w:pPr>
             <w:r>
               <w:rPr>
@@ -6663,7 +6663,7 @@
           <w:p>
             <w:pPr>
               <w:pStyle w:val="Compact"/>
-              <w:jc w:val="left"/>
+              <w:jc w:val="center"/>
             </w:pPr>
             <w:r>
               <w:rPr>
@@ -6680,7 +6680,7 @@
           <w:p>
             <w:pPr>
               <w:pStyle w:val="Compact"/>
-              <w:jc w:val="left"/>
+              <w:jc w:val="center"/>
             </w:pPr>
             <w:r>
               <w:rPr>
@@ -6695,7 +6695,7 @@
           <w:p>
             <w:pPr>
               <w:pStyle w:val="Compact"/>
-              <w:jc w:val="left"/>
+              <w:jc w:val="center"/>
             </w:pPr>
             <w:r>
               <w:rPr>
@@ -6716,7 +6716,7 @@
           <w:p>
             <w:pPr>
               <w:pStyle w:val="Compact"/>
-              <w:jc w:val="left"/>
+              <w:jc w:val="center"/>
             </w:pPr>
             <w:r>
               <w:rPr>
@@ -6735,7 +6735,7 @@
           <w:p>
             <w:pPr>
               <w:pStyle w:val="Compact"/>
-              <w:jc w:val="left"/>
+              <w:jc w:val="center"/>
             </w:pPr>
             <w:r>
               <w:rPr>
@@ -6750,7 +6750,7 @@
           <w:p>
             <w:pPr>
               <w:pStyle w:val="Compact"/>
-              <w:jc w:val="left"/>
+              <w:jc w:val="center"/>
             </w:pPr>
             <w:r>
               <w:rPr>
@@ -6771,7 +6771,7 @@
           <w:p>
             <w:pPr>
               <w:pStyle w:val="Compact"/>
-              <w:jc w:val="left"/>
+              <w:jc w:val="center"/>
             </w:pPr>
             <w:r>
               <w:rPr>
@@ -6806,7 +6806,7 @@
           <w:p>
             <w:pPr>
               <w:pStyle w:val="Compact"/>
-              <w:jc w:val="left"/>
+              <w:jc w:val="center"/>
             </w:pPr>
             <w:r>
               <w:rPr>
@@ -6821,7 +6821,7 @@
           <w:p>
             <w:pPr>
               <w:pStyle w:val="Compact"/>
-              <w:jc w:val="left"/>
+              <w:jc w:val="center"/>
             </w:pPr>
             <w:r>
               <w:rPr>
@@ -6836,7 +6836,7 @@
           <w:p>
             <w:pPr>
               <w:pStyle w:val="Compact"/>
-              <w:jc w:val="left"/>
+              <w:jc w:val="center"/>
             </w:pPr>
             <w:r>
               <w:rPr>
@@ -6895,7 +6895,7 @@
           <w:p>
             <w:pPr>
               <w:pStyle w:val="Compact"/>
-              <w:jc w:val="left"/>
+              <w:jc w:val="center"/>
             </w:pPr>
             <w:r>
               <w:rPr>
@@ -6910,7 +6910,7 @@
           <w:p>
             <w:pPr>
               <w:pStyle w:val="Compact"/>
-              <w:jc w:val="left"/>
+              <w:jc w:val="center"/>
             </w:pPr>
             <w:r>
               <w:rPr>
@@ -6949,7 +6949,7 @@
           <w:p>
             <w:pPr>
               <w:pStyle w:val="Compact"/>
-              <w:jc w:val="left"/>
+              <w:jc w:val="center"/>
             </w:pPr>
             <w:r>
               <w:rPr>
@@ -6972,7 +6972,7 @@
           <w:p>
             <w:pPr>
               <w:pStyle w:val="Compact"/>
-              <w:jc w:val="left"/>
+              <w:jc w:val="center"/>
             </w:pPr>
             <w:r>
               <w:rPr>
@@ -6987,7 +6987,7 @@
           <w:p>
             <w:pPr>
               <w:pStyle w:val="Compact"/>
-              <w:jc w:val="left"/>
+              <w:jc w:val="center"/>
             </w:pPr>
             <w:r>
               <w:rPr>
@@ -7032,7 +7032,7 @@
           <w:p>
             <w:pPr>
               <w:pStyle w:val="Compact"/>
-              <w:jc w:val="left"/>
+              <w:jc w:val="center"/>
             </w:pPr>
             <w:r>
               <w:rPr>
@@ -7055,7 +7055,7 @@
           <w:p>
             <w:pPr>
               <w:pStyle w:val="Compact"/>
-              <w:jc w:val="left"/>
+              <w:jc w:val="center"/>
             </w:pPr>
             <w:r>
               <w:rPr>
@@ -7070,7 +7070,7 @@
           <w:p>
             <w:pPr>
               <w:pStyle w:val="Compact"/>
-              <w:jc w:val="left"/>
+              <w:jc w:val="center"/>
             </w:pPr>
             <w:r>
               <w:rPr>
@@ -7145,6 +7145,7 @@
           <w:p>
             <w:pPr>
               <w:pStyle w:val="Compact"/>
+              <w:jc w:val="center"/>
             </w:pPr>
           </w:p>
         </w:tc>
@@ -7155,7 +7156,7 @@
           <w:p>
             <w:pPr>
               <w:pStyle w:val="Compact"/>
-              <w:jc w:val="left"/>
+              <w:jc w:val="center"/>
             </w:pPr>
             <w:r>
               <w:rPr>
@@ -7170,7 +7171,7 @@
           <w:p>
             <w:pPr>
               <w:pStyle w:val="Compact"/>
-              <w:jc w:val="left"/>
+              <w:jc w:val="center"/>
             </w:pPr>
             <w:r>
               <w:rPr>
@@ -7243,6 +7244,7 @@
           <w:p>
             <w:pPr>
               <w:pStyle w:val="Compact"/>
+              <w:jc w:val="center"/>
             </w:pPr>
           </w:p>
         </w:tc>
@@ -7253,7 +7255,7 @@
           <w:p>
             <w:pPr>
               <w:pStyle w:val="Compact"/>
-              <w:jc w:val="left"/>
+              <w:jc w:val="center"/>
             </w:pPr>
             <w:r>
               <w:rPr>
@@ -7268,7 +7270,7 @@
           <w:p>
             <w:pPr>
               <w:pStyle w:val="Compact"/>
-              <w:jc w:val="left"/>
+              <w:jc w:val="center"/>
             </w:pPr>
             <w:r>
               <w:rPr>
@@ -7317,6 +7319,7 @@
           <w:p>
             <w:pPr>
               <w:pStyle w:val="Compact"/>
+              <w:jc w:val="center"/>
             </w:pPr>
           </w:p>
         </w:tc>
@@ -7327,7 +7330,7 @@
           <w:p>
             <w:pPr>
               <w:pStyle w:val="Compact"/>
-              <w:jc w:val="left"/>
+              <w:jc w:val="center"/>
             </w:pPr>
             <w:r>
               <w:rPr>
@@ -7342,7 +7345,7 @@
           <w:p>
             <w:pPr>
               <w:pStyle w:val="Compact"/>
-              <w:jc w:val="left"/>
+              <w:jc w:val="center"/>
             </w:pPr>
             <w:r>
               <w:rPr>
@@ -7399,6 +7402,7 @@
           <w:p>
             <w:pPr>
               <w:pStyle w:val="Compact"/>
+              <w:jc w:val="center"/>
             </w:pPr>
           </w:p>
         </w:tc>
@@ -7409,7 +7413,7 @@
           <w:p>
             <w:pPr>
               <w:pStyle w:val="Compact"/>
-              <w:jc w:val="left"/>
+              <w:jc w:val="center"/>
             </w:pPr>
             <w:r>
               <w:rPr>
@@ -7424,7 +7428,7 @@
           <w:p>
             <w:pPr>
               <w:pStyle w:val="Compact"/>
-              <w:jc w:val="left"/>
+              <w:jc w:val="center"/>
             </w:pPr>
             <w:r>
               <w:rPr>
@@ -7469,6 +7473,7 @@
           <w:p>
             <w:pPr>
               <w:pStyle w:val="Compact"/>
+              <w:jc w:val="center"/>
             </w:pPr>
           </w:p>
         </w:tc>
@@ -7479,7 +7484,7 @@
           <w:p>
             <w:pPr>
               <w:pStyle w:val="Compact"/>
-              <w:jc w:val="left"/>
+              <w:jc w:val="center"/>
             </w:pPr>
             <w:r>
               <w:rPr>
@@ -7494,7 +7499,7 @@
           <w:p>
             <w:pPr>
               <w:pStyle w:val="Compact"/>
-              <w:jc w:val="left"/>
+              <w:jc w:val="center"/>
             </w:pPr>
             <w:r>
               <w:rPr>
@@ -7559,6 +7564,7 @@
           <w:p>
             <w:pPr>
               <w:pStyle w:val="Compact"/>
+              <w:jc w:val="center"/>
             </w:pPr>
           </w:p>
         </w:tc>
@@ -7569,7 +7575,7 @@
           <w:p>
             <w:pPr>
               <w:pStyle w:val="Compact"/>
-              <w:jc w:val="left"/>
+              <w:jc w:val="center"/>
             </w:pPr>
             <w:r>
               <w:rPr>
@@ -7584,7 +7590,7 @@
           <w:p>
             <w:pPr>
               <w:pStyle w:val="Compact"/>
-              <w:jc w:val="left"/>
+              <w:jc w:val="center"/>
             </w:pPr>
             <w:r>
               <w:rPr>
@@ -7635,6 +7641,7 @@
           <w:p>
             <w:pPr>
               <w:pStyle w:val="Compact"/>
+              <w:jc w:val="center"/>
             </w:pPr>
           </w:p>
         </w:tc>
@@ -7645,7 +7652,7 @@
           <w:p>
             <w:pPr>
               <w:pStyle w:val="Compact"/>
-              <w:jc w:val="left"/>
+              <w:jc w:val="center"/>
             </w:pPr>
             <w:r>
               <w:rPr>
@@ -7660,7 +7667,7 @@
           <w:p>
             <w:pPr>
               <w:pStyle w:val="Compact"/>
-              <w:jc w:val="left"/>
+              <w:jc w:val="center"/>
             </w:pPr>
             <w:r>
               <w:rPr>
@@ -7717,6 +7724,7 @@
           <w:p>
             <w:pPr>
               <w:pStyle w:val="Compact"/>
+              <w:jc w:val="center"/>
             </w:pPr>
           </w:p>
         </w:tc>
@@ -8321,7 +8329,7 @@
           <w:p>
             <w:pPr>
               <w:pStyle w:val="Compact"/>
-              <w:jc w:val="left"/>
+              <w:jc w:val="center"/>
             </w:pPr>
             <w:r>
               <w:rPr>
@@ -8337,7 +8345,7 @@
           <w:p>
             <w:pPr>
               <w:pStyle w:val="Compact"/>
-              <w:jc w:val="left"/>
+              <w:jc w:val="center"/>
             </w:pPr>
             <w:r>
               <w:rPr>
@@ -8355,7 +8363,7 @@
           <w:p>
             <w:pPr>
               <w:pStyle w:val="Compact"/>
-              <w:jc w:val="left"/>
+              <w:jc w:val="center"/>
             </w:pPr>
             <w:r>
               <w:rPr>
@@ -8370,7 +8378,7 @@
           <w:p>
             <w:pPr>
               <w:pStyle w:val="Compact"/>
-              <w:jc w:val="left"/>
+              <w:jc w:val="center"/>
             </w:pPr>
             <w:r>
               <w:rPr>
@@ -8389,7 +8397,7 @@
           <w:p>
             <w:pPr>
               <w:pStyle w:val="Compact"/>
-              <w:jc w:val="left"/>
+              <w:jc w:val="center"/>
             </w:pPr>
             <w:r>
               <w:rPr>
@@ -8422,7 +8430,7 @@
           <w:p>
             <w:pPr>
               <w:pStyle w:val="Compact"/>
-              <w:jc w:val="left"/>
+              <w:jc w:val="center"/>
             </w:pPr>
             <w:r>
               <w:rPr>
@@ -8483,7 +8491,7 @@
           <w:p>
             <w:pPr>
               <w:pStyle w:val="Compact"/>
-              <w:jc w:val="left"/>
+              <w:jc w:val="center"/>
             </w:pPr>
             <w:r>
               <w:rPr>
@@ -8504,7 +8512,7 @@
           <w:p>
             <w:pPr>
               <w:pStyle w:val="Compact"/>
-              <w:jc w:val="left"/>
+              <w:jc w:val="center"/>
             </w:pPr>
             <w:r>
               <w:rPr>
@@ -8541,7 +8549,7 @@
           <w:p>
             <w:pPr>
               <w:pStyle w:val="Compact"/>
-              <w:jc w:val="left"/>
+              <w:jc w:val="center"/>
             </w:pPr>
             <w:r>
               <w:rPr>
@@ -8562,7 +8570,7 @@
           <w:p>
             <w:pPr>
               <w:pStyle w:val="Compact"/>
-              <w:jc w:val="left"/>
+              <w:jc w:val="center"/>
             </w:pPr>
             <w:r>
               <w:rPr>
@@ -8589,7 +8597,7 @@
           <w:p>
             <w:pPr>
               <w:pStyle w:val="Compact"/>
-              <w:jc w:val="left"/>
+              <w:jc w:val="center"/>
             </w:pPr>
             <w:r>
               <w:rPr>
@@ -8622,7 +8630,7 @@
           <w:p>
             <w:pPr>
               <w:pStyle w:val="Compact"/>
-              <w:jc w:val="left"/>
+              <w:jc w:val="center"/>
             </w:pPr>
             <w:r>
               <w:rPr>
@@ -8893,7 +8901,7 @@
           <w:p>
             <w:pPr>
               <w:pStyle w:val="Compact"/>
-              <w:jc w:val="left"/>
+              <w:jc w:val="center"/>
             </w:pPr>
             <w:r>
               <w:rPr>
@@ -8909,7 +8917,7 @@
           <w:p>
             <w:pPr>
               <w:pStyle w:val="Compact"/>
-              <w:jc w:val="left"/>
+              <w:jc w:val="center"/>
             </w:pPr>
             <w:r>
               <w:rPr>
@@ -8927,7 +8935,7 @@
           <w:p>
             <w:pPr>
               <w:pStyle w:val="Compact"/>
-              <w:jc w:val="left"/>
+              <w:jc w:val="center"/>
             </w:pPr>
             <w:r>
               <w:rPr>
@@ -8942,7 +8950,7 @@
           <w:p>
             <w:pPr>
               <w:pStyle w:val="Compact"/>
-              <w:jc w:val="left"/>
+              <w:jc w:val="center"/>
             </w:pPr>
             <w:r>
               <w:rPr>
@@ -8961,7 +8969,7 @@
           <w:p>
             <w:pPr>
               <w:pStyle w:val="Compact"/>
-              <w:jc w:val="left"/>
+              <w:jc w:val="center"/>
             </w:pPr>
             <w:r>
               <w:rPr>
@@ -8982,7 +8990,7 @@
           <w:p>
             <w:pPr>
               <w:pStyle w:val="Compact"/>
-              <w:jc w:val="left"/>
+              <w:jc w:val="center"/>
             </w:pPr>
             <w:r>
               <w:rPr>
@@ -9007,7 +9015,7 @@
           <w:p>
             <w:pPr>
               <w:pStyle w:val="Compact"/>
-              <w:jc w:val="left"/>
+              <w:jc w:val="center"/>
             </w:pPr>
             <w:r>
               <w:rPr>
@@ -9040,7 +9048,7 @@
           <w:p>
             <w:pPr>
               <w:pStyle w:val="Compact"/>
-              <w:jc w:val="left"/>
+              <w:jc w:val="center"/>
             </w:pPr>
             <w:r>
               <w:rPr>
@@ -9071,7 +9079,7 @@
           <w:p>
             <w:pPr>
               <w:pStyle w:val="Compact"/>
-              <w:jc w:val="left"/>
+              <w:jc w:val="center"/>
             </w:pPr>
             <w:r>
               <w:rPr>
@@ -9086,7 +9094,7 @@
           <w:p>
             <w:pPr>
               <w:pStyle w:val="Compact"/>
-              <w:jc w:val="left"/>
+              <w:jc w:val="center"/>
             </w:pPr>
             <w:r>
               <w:rPr>
@@ -9272,7 +9280,7 @@
           <w:p>
             <w:pPr>
               <w:pStyle w:val="Compact"/>
-              <w:jc w:val="left"/>
+              <w:jc w:val="center"/>
             </w:pPr>
             <w:r>
               <w:rPr>
@@ -9288,7 +9296,7 @@
           <w:p>
             <w:pPr>
               <w:pStyle w:val="Compact"/>
-              <w:jc w:val="left"/>
+              <w:jc w:val="center"/>
             </w:pPr>
             <w:r>
               <w:rPr>
@@ -9306,7 +9314,7 @@
           <w:p>
             <w:pPr>
               <w:pStyle w:val="Compact"/>
-              <w:jc w:val="left"/>
+              <w:jc w:val="center"/>
             </w:pPr>
             <w:r>
               <w:rPr>
@@ -9333,6 +9341,7 @@
           <w:p>
             <w:pPr>
               <w:pStyle w:val="Compact"/>
+              <w:jc w:val="center"/>
             </w:pPr>
           </w:p>
         </w:tc>
@@ -9343,7 +9352,7 @@
           <w:p>
             <w:pPr>
               <w:pStyle w:val="Compact"/>
-              <w:jc w:val="left"/>
+              <w:jc w:val="center"/>
             </w:pPr>
             <w:r>
               <w:rPr>
@@ -9376,7 +9385,7 @@
           <w:p>
             <w:pPr>
               <w:pStyle w:val="Compact"/>
-              <w:jc w:val="left"/>
+              <w:jc w:val="center"/>
             </w:pPr>
             <w:r>
               <w:rPr>
@@ -9399,7 +9408,7 @@
           <w:p>
             <w:pPr>
               <w:pStyle w:val="Compact"/>
-              <w:jc w:val="left"/>
+              <w:jc w:val="center"/>
             </w:pPr>
             <w:r>
               <w:rPr>
@@ -9432,7 +9441,7 @@
           <w:p>
             <w:pPr>
               <w:pStyle w:val="Compact"/>
-              <w:jc w:val="left"/>
+              <w:jc w:val="center"/>
             </w:pPr>
             <w:r>
               <w:rPr>
@@ -9455,7 +9464,7 @@
           <w:p>
             <w:pPr>
               <w:pStyle w:val="Compact"/>
-              <w:jc w:val="left"/>
+              <w:jc w:val="center"/>
             </w:pPr>
             <w:r>
               <w:rPr>
@@ -9470,7 +9479,7 @@
           <w:p>
             <w:pPr>
               <w:pStyle w:val="Compact"/>
-              <w:jc w:val="left"/>
+              <w:jc w:val="center"/>
             </w:pPr>
             <w:r>
               <w:rPr>
@@ -9529,7 +9538,7 @@
           <w:p>
             <w:pPr>
               <w:pStyle w:val="Compact"/>
-              <w:jc w:val="left"/>
+              <w:jc w:val="center"/>
             </w:pPr>
             <w:r>
               <w:rPr>
@@ -9544,7 +9553,7 @@
           <w:p>
             <w:pPr>
               <w:pStyle w:val="Compact"/>
-              <w:jc w:val="left"/>
+              <w:jc w:val="center"/>
             </w:pPr>
             <w:r>
               <w:rPr>
@@ -9573,7 +9582,7 @@
           <w:p>
             <w:pPr>
               <w:pStyle w:val="Compact"/>
-              <w:jc w:val="left"/>
+              <w:jc w:val="center"/>
             </w:pPr>
             <w:r>
               <w:rPr>
@@ -9622,6 +9631,7 @@
           <w:p>
             <w:pPr>
               <w:pStyle w:val="Compact"/>
+              <w:jc w:val="center"/>
             </w:pPr>
           </w:p>
         </w:tc>
@@ -9632,7 +9642,7 @@
           <w:p>
             <w:pPr>
               <w:pStyle w:val="Compact"/>
-              <w:jc w:val="left"/>
+              <w:jc w:val="center"/>
             </w:pPr>
             <w:r>
               <w:rPr>
@@ -9691,6 +9701,7 @@
           <w:p>
             <w:pPr>
               <w:pStyle w:val="Compact"/>
+              <w:jc w:val="center"/>
             </w:pPr>
           </w:p>
         </w:tc>
@@ -9701,7 +9712,7 @@
           <w:p>
             <w:pPr>
               <w:pStyle w:val="Compact"/>
-              <w:jc w:val="left"/>
+              <w:jc w:val="center"/>
             </w:pPr>
             <w:r>
               <w:rPr>
@@ -9728,6 +9739,7 @@
           <w:p>
             <w:pPr>
               <w:pStyle w:val="Compact"/>
+              <w:jc w:val="center"/>
             </w:pPr>
           </w:p>
         </w:tc>
@@ -9738,7 +9750,7 @@
           <w:p>
             <w:pPr>
               <w:pStyle w:val="Compact"/>
-              <w:jc w:val="left"/>
+              <w:jc w:val="center"/>
             </w:pPr>
             <w:r>
               <w:rPr>
@@ -9765,7 +9777,7 @@
           <w:p>
             <w:pPr>
               <w:pStyle w:val="Compact"/>
-              <w:jc w:val="left"/>
+              <w:jc w:val="center"/>
             </w:pPr>
             <w:r>
               <w:rPr>
@@ -9812,7 +9824,7 @@
           <w:p>
             <w:pPr>
               <w:pStyle w:val="Compact"/>
-              <w:jc w:val="left"/>
+              <w:jc w:val="center"/>
             </w:pPr>
             <w:r>
               <w:rPr>
@@ -9851,6 +9863,7 @@
           <w:p>
             <w:pPr>
               <w:pStyle w:val="Compact"/>
+              <w:jc w:val="center"/>
             </w:pPr>
           </w:p>
         </w:tc>
@@ -10034,7 +10047,7 @@
           <w:p>
             <w:pPr>
               <w:pStyle w:val="Compact"/>
-              <w:jc w:val="left"/>
+              <w:jc w:val="center"/>
             </w:pPr>
             <w:r>
               <w:rPr>
@@ -10050,7 +10063,7 @@
           <w:p>
             <w:pPr>
               <w:pStyle w:val="Compact"/>
-              <w:jc w:val="left"/>
+              <w:jc w:val="center"/>
             </w:pPr>
             <w:r>
               <w:rPr>
@@ -10066,7 +10079,7 @@
           <w:p>
             <w:pPr>
               <w:pStyle w:val="Compact"/>
-              <w:jc w:val="left"/>
+              <w:jc w:val="center"/>
             </w:pPr>
             <w:r>
               <w:rPr>
@@ -10099,7 +10112,7 @@
           <w:p>
             <w:pPr>
               <w:pStyle w:val="Compact"/>
-              <w:jc w:val="left"/>
+              <w:jc w:val="center"/>
             </w:pPr>
             <w:r>
               <w:rPr>
@@ -10120,7 +10133,7 @@
           <w:p>
             <w:pPr>
               <w:pStyle w:val="Compact"/>
-              <w:jc w:val="left"/>
+              <w:jc w:val="center"/>
             </w:pPr>
             <w:r>
               <w:rPr>
@@ -10147,7 +10160,7 @@
           <w:p>
             <w:pPr>
               <w:pStyle w:val="Compact"/>
-              <w:jc w:val="left"/>
+              <w:jc w:val="center"/>
             </w:pPr>
             <w:r>
               <w:rPr>
@@ -10185,7 +10198,7 @@
           <w:p>
             <w:pPr>
               <w:pStyle w:val="Compact"/>
-              <w:jc w:val="left"/>
+              <w:jc w:val="center"/>
             </w:pPr>
             <w:r>
               <w:rPr>
@@ -10206,7 +10219,7 @@
           <w:p>
             <w:pPr>
               <w:pStyle w:val="Compact"/>
-              <w:jc w:val="left"/>
+              <w:jc w:val="center"/>
             </w:pPr>
             <w:r>
               <w:rPr>
@@ -10227,7 +10240,7 @@
           <w:p>
             <w:pPr>
               <w:pStyle w:val="Compact"/>
-              <w:jc w:val="left"/>
+              <w:jc w:val="center"/>
             </w:pPr>
             <w:r>
               <w:rPr>
@@ -10259,7 +10272,7 @@
           <w:p>
             <w:pPr>
               <w:pStyle w:val="Compact"/>
-              <w:jc w:val="left"/>
+              <w:jc w:val="center"/>
             </w:pPr>
             <w:r>
               <w:rPr>
@@ -10286,7 +10299,7 @@
           <w:p>
             <w:pPr>
               <w:pStyle w:val="Compact"/>
-              <w:jc w:val="left"/>
+              <w:jc w:val="center"/>
             </w:pPr>
             <w:r>
               <w:rPr>
@@ -10313,7 +10326,7 @@
           <w:p>
             <w:pPr>
               <w:pStyle w:val="Compact"/>
-              <w:jc w:val="left"/>
+              <w:jc w:val="center"/>
             </w:pPr>
             <w:r>
               <w:rPr>
@@ -10351,7 +10364,7 @@
           <w:p>
             <w:pPr>
               <w:pStyle w:val="Compact"/>
-              <w:jc w:val="left"/>
+              <w:jc w:val="center"/>
             </w:pPr>
             <w:r>
               <w:rPr>
@@ -10372,7 +10385,7 @@
           <w:p>
             <w:pPr>
               <w:pStyle w:val="Compact"/>
-              <w:jc w:val="left"/>
+              <w:jc w:val="center"/>
             </w:pPr>
             <w:r>
               <w:rPr>
@@ -10393,7 +10406,7 @@
           <w:p>
             <w:pPr>
               <w:pStyle w:val="Compact"/>
-              <w:jc w:val="left"/>
+              <w:jc w:val="center"/>
             </w:pPr>
             <w:r>
               <w:rPr>
@@ -10425,7 +10438,7 @@
           <w:p>
             <w:pPr>
               <w:pStyle w:val="Compact"/>
-              <w:jc w:val="left"/>
+              <w:jc w:val="center"/>
             </w:pPr>
             <w:r>
               <w:rPr>
@@ -10446,7 +10459,7 @@
           <w:p>
             <w:pPr>
               <w:pStyle w:val="Compact"/>
-              <w:jc w:val="left"/>
+              <w:jc w:val="center"/>
             </w:pPr>
             <w:r>
               <w:rPr>
@@ -10467,7 +10480,7 @@
           <w:p>
             <w:pPr>
               <w:pStyle w:val="Compact"/>
-              <w:jc w:val="left"/>
+              <w:jc w:val="center"/>
             </w:pPr>
             <w:r>
               <w:rPr>
@@ -10505,7 +10518,7 @@
           <w:p>
             <w:pPr>
               <w:pStyle w:val="Compact"/>
-              <w:jc w:val="left"/>
+              <w:jc w:val="center"/>
             </w:pPr>
             <w:r>
               <w:rPr>
@@ -10526,7 +10539,7 @@
           <w:p>
             <w:pPr>
               <w:pStyle w:val="Compact"/>
-              <w:jc w:val="left"/>
+              <w:jc w:val="center"/>
             </w:pPr>
             <w:r>
               <w:rPr>
@@ -10547,7 +10560,7 @@
           <w:p>
             <w:pPr>
               <w:pStyle w:val="Compact"/>
-              <w:jc w:val="left"/>
+              <w:jc w:val="center"/>
             </w:pPr>
             <w:r>
               <w:rPr>
@@ -10585,7 +10598,7 @@
           <w:p>
             <w:pPr>
               <w:pStyle w:val="Compact"/>
-              <w:jc w:val="left"/>
+              <w:jc w:val="center"/>
             </w:pPr>
             <w:r>
               <w:rPr>
@@ -10606,7 +10619,7 @@
           <w:p>
             <w:pPr>
               <w:pStyle w:val="Compact"/>
-              <w:jc w:val="left"/>
+              <w:jc w:val="center"/>
             </w:pPr>
             <w:r>
               <w:rPr>
@@ -10627,7 +10640,7 @@
           <w:p>
             <w:pPr>
               <w:pStyle w:val="Compact"/>
-              <w:jc w:val="left"/>
+              <w:jc w:val="center"/>
             </w:pPr>
             <w:r>
               <w:rPr>
@@ -10659,7 +10672,7 @@
           <w:p>
             <w:pPr>
               <w:pStyle w:val="Compact"/>
-              <w:jc w:val="left"/>
+              <w:jc w:val="center"/>
             </w:pPr>
             <w:r>
               <w:rPr>
@@ -10692,7 +10705,7 @@
           <w:p>
             <w:pPr>
               <w:pStyle w:val="Compact"/>
-              <w:jc w:val="left"/>
+              <w:jc w:val="center"/>
             </w:pPr>
             <w:r>
               <w:rPr>
@@ -10731,7 +10744,7 @@
           <w:p>
             <w:pPr>
               <w:pStyle w:val="Compact"/>
-              <w:jc w:val="left"/>
+              <w:jc w:val="center"/>
             </w:pPr>
             <w:r>
               <w:rPr>
@@ -10775,7 +10788,7 @@
           <w:p>
             <w:pPr>
               <w:pStyle w:val="Compact"/>
-              <w:jc w:val="left"/>
+              <w:jc w:val="center"/>
             </w:pPr>
             <w:r>
               <w:rPr>
@@ -10790,7 +10803,7 @@
           <w:p>
             <w:pPr>
               <w:pStyle w:val="Compact"/>
-              <w:jc w:val="left"/>
+              <w:jc w:val="center"/>
             </w:pPr>
             <w:r>
               <w:rPr>
@@ -10805,7 +10818,7 @@
           <w:p>
             <w:pPr>
               <w:pStyle w:val="Compact"/>
-              <w:jc w:val="left"/>
+              <w:jc w:val="center"/>
             </w:pPr>
             <w:r>
               <w:rPr>
@@ -10849,7 +10862,7 @@
           <w:p>
             <w:pPr>
               <w:pStyle w:val="Compact"/>
-              <w:jc w:val="left"/>
+              <w:jc w:val="center"/>
             </w:pPr>
             <w:r>
               <w:rPr>
@@ -10864,7 +10877,7 @@
           <w:p>
             <w:pPr>
               <w:pStyle w:val="Compact"/>
-              <w:jc w:val="left"/>
+              <w:jc w:val="center"/>
             </w:pPr>
             <w:r>
               <w:rPr>
@@ -10903,7 +10916,7 @@
           <w:p>
             <w:pPr>
               <w:pStyle w:val="Compact"/>
-              <w:jc w:val="left"/>
+              <w:jc w:val="center"/>
             </w:pPr>
             <w:r>
               <w:rPr>
@@ -10970,7 +10983,7 @@
           <w:p>
             <w:pPr>
               <w:pStyle w:val="Compact"/>
-              <w:jc w:val="left"/>
+              <w:jc w:val="center"/>
             </w:pPr>
             <w:r>
               <w:rPr>
@@ -10986,7 +10999,7 @@
           <w:p>
             <w:pPr>
               <w:pStyle w:val="Compact"/>
-              <w:jc w:val="left"/>
+              <w:jc w:val="center"/>
             </w:pPr>
             <w:r>
               <w:rPr>
@@ -11002,7 +11015,7 @@
           <w:p>
             <w:pPr>
               <w:pStyle w:val="Compact"/>
-              <w:jc w:val="left"/>
+              <w:jc w:val="center"/>
             </w:pPr>
             <w:r>
               <w:rPr>
@@ -11020,7 +11033,7 @@
           <w:p>
             <w:pPr>
               <w:pStyle w:val="Compact"/>
-              <w:jc w:val="left"/>
+              <w:jc w:val="center"/>
             </w:pPr>
             <w:r>
               <w:rPr>
@@ -11035,7 +11048,7 @@
           <w:p>
             <w:pPr>
               <w:pStyle w:val="Compact"/>
-              <w:jc w:val="left"/>
+              <w:jc w:val="center"/>
             </w:pPr>
             <w:r>
               <w:rPr>
@@ -11062,7 +11075,7 @@
           <w:p>
             <w:pPr>
               <w:pStyle w:val="Compact"/>
-              <w:jc w:val="left"/>
+              <w:jc w:val="center"/>
             </w:pPr>
             <w:r>
               <w:rPr>
@@ -11079,7 +11092,7 @@
           <w:p>
             <w:pPr>
               <w:pStyle w:val="Compact"/>
-              <w:jc w:val="left"/>
+              <w:jc w:val="center"/>
             </w:pPr>
             <w:r>
               <w:rPr>
@@ -11094,7 +11107,7 @@
           <w:p>
             <w:pPr>
               <w:pStyle w:val="Compact"/>
-              <w:jc w:val="left"/>
+              <w:jc w:val="center"/>
             </w:pPr>
             <w:r>
               <w:rPr>
@@ -11145,7 +11158,7 @@
           <w:p>
             <w:pPr>
               <w:pStyle w:val="Compact"/>
-              <w:jc w:val="left"/>
+              <w:jc w:val="center"/>
             </w:pPr>
             <w:r>
               <w:rPr>
@@ -11174,7 +11187,7 @@
           <w:p>
             <w:pPr>
               <w:pStyle w:val="Compact"/>
-              <w:jc w:val="left"/>
+              <w:jc w:val="center"/>
             </w:pPr>
             <w:r>
               <w:rPr>
@@ -11189,7 +11202,7 @@
           <w:p>
             <w:pPr>
               <w:pStyle w:val="Compact"/>
-              <w:jc w:val="left"/>
+              <w:jc w:val="center"/>
             </w:pPr>
             <w:r>
               <w:rPr>
@@ -11228,7 +11241,7 @@
           <w:p>
             <w:pPr>
               <w:pStyle w:val="Compact"/>
-              <w:jc w:val="left"/>
+              <w:jc w:val="center"/>
             </w:pPr>
             <w:r>
               <w:rPr>
@@ -11251,7 +11264,7 @@
           <w:p>
             <w:pPr>
               <w:pStyle w:val="Compact"/>
-              <w:jc w:val="left"/>
+              <w:jc w:val="center"/>
             </w:pPr>
             <w:r>
               <w:rPr>
@@ -11266,7 +11279,7 @@
           <w:p>
             <w:pPr>
               <w:pStyle w:val="Compact"/>
-              <w:jc w:val="left"/>
+              <w:jc w:val="center"/>
             </w:pPr>
             <w:r>
               <w:rPr>
@@ -11317,7 +11330,7 @@
           <w:p>
             <w:pPr>
               <w:pStyle w:val="Compact"/>
-              <w:jc w:val="left"/>
+              <w:jc w:val="center"/>
             </w:pPr>
             <w:r>
               <w:rPr>
@@ -11334,7 +11347,7 @@
           <w:p>
             <w:pPr>
               <w:pStyle w:val="Compact"/>
-              <w:jc w:val="left"/>
+              <w:jc w:val="center"/>
             </w:pPr>
             <w:r>
               <w:rPr>
@@ -11349,7 +11362,7 @@
           <w:p>
             <w:pPr>
               <w:pStyle w:val="Compact"/>
-              <w:jc w:val="left"/>
+              <w:jc w:val="center"/>
             </w:pPr>
             <w:r>
               <w:rPr>
@@ -11364,7 +11377,7 @@
           <w:p>
             <w:pPr>
               <w:pStyle w:val="Compact"/>
-              <w:jc w:val="left"/>
+              <w:jc w:val="center"/>
             </w:pPr>
             <w:r>
               <w:rPr>
@@ -11696,7 +11709,7 @@
           <w:p>
             <w:pPr>
               <w:pStyle w:val="Compact"/>
-              <w:jc w:val="left"/>
+              <w:jc w:val="center"/>
             </w:pPr>
             <w:r>
               <w:rPr>
@@ -11712,7 +11725,7 @@
           <w:p>
             <w:pPr>
               <w:pStyle w:val="Compact"/>
-              <w:jc w:val="left"/>
+              <w:jc w:val="center"/>
             </w:pPr>
             <w:r>
               <w:rPr>
@@ -11730,7 +11743,7 @@
           <w:p>
             <w:pPr>
               <w:pStyle w:val="Compact"/>
-              <w:jc w:val="left"/>
+              <w:jc w:val="center"/>
             </w:pPr>
             <w:r>
               <w:rPr>
@@ -11763,7 +11776,7 @@
           <w:p>
             <w:pPr>
               <w:pStyle w:val="Compact"/>
-              <w:jc w:val="left"/>
+              <w:jc w:val="center"/>
             </w:pPr>
             <w:r>
               <w:rPr>
@@ -11780,7 +11793,7 @@
           <w:p>
             <w:pPr>
               <w:pStyle w:val="Compact"/>
-              <w:jc w:val="left"/>
+              <w:jc w:val="center"/>
             </w:pPr>
             <w:r>
               <w:rPr>
@@ -11813,7 +11826,7 @@
           <w:p>
             <w:pPr>
               <w:pStyle w:val="Compact"/>
-              <w:jc w:val="left"/>
+              <w:jc w:val="center"/>
             </w:pPr>
             <w:r>
               <w:rPr>
@@ -11830,7 +11843,7 @@
           <w:p>
             <w:pPr>
               <w:pStyle w:val="Compact"/>
-              <w:jc w:val="left"/>
+              <w:jc w:val="center"/>
             </w:pPr>
             <w:r>
               <w:rPr>
@@ -11863,7 +11876,7 @@
           <w:p>
             <w:pPr>
               <w:pStyle w:val="Compact"/>
-              <w:jc w:val="left"/>
+              <w:jc w:val="center"/>
             </w:pPr>
             <w:r>
               <w:rPr>
@@ -11880,7 +11893,7 @@
           <w:p>
             <w:pPr>
               <w:pStyle w:val="Compact"/>
-              <w:jc w:val="left"/>
+              <w:jc w:val="center"/>
             </w:pPr>
             <w:r>
               <w:rPr>
@@ -11913,7 +11926,7 @@
           <w:p>
             <w:pPr>
               <w:pStyle w:val="Compact"/>
-              <w:jc w:val="left"/>
+              <w:jc w:val="center"/>
             </w:pPr>
             <w:r>
               <w:rPr>
@@ -11962,7 +11975,7 @@
           <w:p>
             <w:pPr>
               <w:pStyle w:val="Compact"/>
-              <w:jc w:val="left"/>
+              <w:jc w:val="center"/>
             </w:pPr>
             <w:r>
               <w:rPr>
@@ -11978,7 +11991,7 @@
           <w:p>
             <w:pPr>
               <w:pStyle w:val="Compact"/>
-              <w:jc w:val="left"/>
+              <w:jc w:val="center"/>
             </w:pPr>
             <w:r>
               <w:rPr>
@@ -11994,7 +12007,7 @@
           <w:p>
             <w:pPr>
               <w:pStyle w:val="Compact"/>
-              <w:jc w:val="left"/>
+              <w:jc w:val="center"/>
             </w:pPr>
             <w:r>
               <w:rPr>
@@ -12012,7 +12025,7 @@
           <w:p>
             <w:pPr>
               <w:pStyle w:val="Compact"/>
-              <w:jc w:val="left"/>
+              <w:jc w:val="center"/>
             </w:pPr>
             <w:r>
               <w:rPr>
@@ -12027,7 +12040,7 @@
           <w:p>
             <w:pPr>
               <w:pStyle w:val="Compact"/>
-              <w:jc w:val="left"/>
+              <w:jc w:val="center"/>
             </w:pPr>
             <w:r>
               <w:rPr>
@@ -12042,7 +12055,7 @@
           <w:p>
             <w:pPr>
               <w:pStyle w:val="Compact"/>
-              <w:jc w:val="left"/>
+              <w:jc w:val="center"/>
             </w:pPr>
             <w:r>
               <w:rPr>
@@ -12059,7 +12072,7 @@
           <w:p>
             <w:pPr>
               <w:pStyle w:val="Compact"/>
-              <w:jc w:val="left"/>
+              <w:jc w:val="center"/>
             </w:pPr>
             <w:r>
               <w:rPr>
@@ -12074,7 +12087,7 @@
           <w:p>
             <w:pPr>
               <w:pStyle w:val="Compact"/>
-              <w:jc w:val="left"/>
+              <w:jc w:val="center"/>
             </w:pPr>
             <w:r>
               <w:rPr>
@@ -12089,7 +12102,7 @@
           <w:p>
             <w:pPr>
               <w:pStyle w:val="Compact"/>
-              <w:jc w:val="left"/>
+              <w:jc w:val="center"/>
             </w:pPr>
             <w:r>
               <w:rPr>
@@ -12130,7 +12143,7 @@
           <w:p>
             <w:pPr>
               <w:pStyle w:val="Compact"/>
-              <w:jc w:val="left"/>
+              <w:jc w:val="center"/>
             </w:pPr>
             <w:r>
               <w:rPr>
@@ -12145,7 +12158,7 @@
           <w:p>
             <w:pPr>
               <w:pStyle w:val="Compact"/>
-              <w:jc w:val="left"/>
+              <w:jc w:val="center"/>
             </w:pPr>
             <w:r>
               <w:rPr>
@@ -12160,7 +12173,7 @@
           <w:p>
             <w:pPr>
               <w:pStyle w:val="Compact"/>
-              <w:jc w:val="left"/>
+              <w:jc w:val="center"/>
             </w:pPr>
             <w:r>
               <w:rPr>
@@ -12201,7 +12214,7 @@
           <w:p>
             <w:pPr>
               <w:pStyle w:val="Compact"/>
-              <w:jc w:val="left"/>
+              <w:jc w:val="center"/>
             </w:pPr>
             <w:r>
               <w:rPr>
@@ -12216,7 +12229,7 @@
           <w:p>
             <w:pPr>
               <w:pStyle w:val="Compact"/>
-              <w:jc w:val="left"/>
+              <w:jc w:val="center"/>
             </w:pPr>
             <w:r>
               <w:rPr>
@@ -12231,7 +12244,7 @@
           <w:p>
             <w:pPr>
               <w:pStyle w:val="Compact"/>
-              <w:jc w:val="left"/>
+              <w:jc w:val="center"/>
             </w:pPr>
             <w:r>
               <w:rPr>
@@ -12248,7 +12261,7 @@
           <w:p>
             <w:pPr>
               <w:pStyle w:val="Compact"/>
-              <w:jc w:val="left"/>
+              <w:jc w:val="center"/>
             </w:pPr>
             <w:r>
               <w:rPr>
@@ -12263,7 +12276,7 @@
           <w:p>
             <w:pPr>
               <w:pStyle w:val="Compact"/>
-              <w:jc w:val="left"/>
+              <w:jc w:val="center"/>
             </w:pPr>
             <w:r>
               <w:rPr>
@@ -12278,7 +12291,7 @@
           <w:p>
             <w:pPr>
               <w:pStyle w:val="Compact"/>
-              <w:jc w:val="left"/>
+              <w:jc w:val="center"/>
             </w:pPr>
             <w:r>
               <w:rPr>
@@ -12301,7 +12314,7 @@
           <w:p>
             <w:pPr>
               <w:pStyle w:val="Compact"/>
-              <w:jc w:val="left"/>
+              <w:jc w:val="center"/>
             </w:pPr>
             <w:r>
               <w:rPr>
@@ -12316,7 +12329,7 @@
           <w:p>
             <w:pPr>
               <w:pStyle w:val="Compact"/>
-              <w:jc w:val="left"/>
+              <w:jc w:val="center"/>
             </w:pPr>
             <w:r>
               <w:rPr>
@@ -12331,7 +12344,7 @@
           <w:p>
             <w:pPr>
               <w:pStyle w:val="Compact"/>
-              <w:jc w:val="left"/>
+              <w:jc w:val="center"/>
             </w:pPr>
             <w:r>
               <w:rPr>
